--- a/eval/corpora/uv-docs-ingested/sources/reference/policies/versioning.docx
+++ b/eval/corpora/uv-docs-ingested/sources/reference/policies/versioning.docx
@@ -74,7 +74,7 @@
         <w:pStyle w:val="BodyText"/>
       </w:pPr>
       <w:r>
-        <w:t xml:space="preserve">uv’s changelog can be</w:t>
+        <w:t xml:space="preserve">uv's changelog can be</w:t>
       </w:r>
       <w:r>
         <w:t xml:space="preserve"> </w:t>
@@ -105,7 +105,7 @@
         <w:pStyle w:val="FirstParagraph"/>
       </w:pPr>
       <w:r>
-        <w:t xml:space="preserve">uv’s crates are published to</w:t>
+        <w:t xml:space="preserve">uv's crates are published to</w:t>
       </w:r>
       <w:r>
         <w:t xml:space="preserve"> </w:t>
@@ -222,7 +222,7 @@
         <w:pStyle w:val="BodyText"/>
       </w:pPr>
       <w:r>
-        <w:t xml:space="preserve">The remainder of uv’s crates provide</w:t>
+        <w:t xml:space="preserve">The remainder of uv's crates provide</w:t>
       </w:r>
       <w:r>
         <w:t xml:space="preserve"> </w:t>
